--- a/dino/Dino_v0_1.docx
+++ b/dino/Dino_v0_1.docx
@@ -33,28 +33,20 @@
           <w:noProof/>
         </w:rPr>
         <w:pict w14:anchorId="49C15388">
-          <v:rect id="_x0000_i1027" alt="" style="width:468pt;height:.05pt;mso-width-percent:0;mso-height-percent:0;mso-width-percent:0;mso-height-percent:0" o:hralign="center" o:hrstd="t" o:hr="t"/>
+          <v:rect id="_x0000_i1026" alt="" style="width:468pt;height:.05pt;mso-width-percent:0;mso-height-percent:0;mso-width-percent:0;mso-height-percent:0" o:hralign="center" o:hrstd="t" o:hr="t"/>
         </w:pict>
       </w:r>
     </w:p>
     <w:p>
       <w:pPr>
-        <w:pStyle w:val="Heading2"/>
+        <w:pStyle w:val="Heading3"/>
       </w:pPr>
       <w:bookmarkStart w:id="1" w:name="X5477c1f5b94f72838de2120fca2e14bea919a13"/>
       <w:bookmarkEnd w:id="0"/>
       <w:r>
-        <w:t>Combined Bill of Materials (Dino v0.01 + v0.1)</w:t>
-      </w:r>
-    </w:p>
-    <w:p>
-      <w:pPr>
-        <w:pStyle w:val="Heading3"/>
-      </w:pPr>
-      <w:bookmarkStart w:id="2" w:name="base-components-dino-v0.01"/>
-      <w:r>
-        <w:t>Base Components (Dino v0.01)</w:t>
-      </w:r>
+        <w:t>Bill of Materials</w:t>
+      </w:r>
+      <w:bookmarkStart w:id="2" w:name="phase-2-additions-dino-v0.1"/>
     </w:p>
     <w:tbl>
       <w:tblPr>
@@ -123,7 +115,15 @@
               <w:pStyle w:val="Compact"/>
             </w:pPr>
             <w:r>
-              <w:t>2</w:t>
+              <w:t>1</w:t>
+            </w:r>
+          </w:p>
+          <w:p>
+            <w:pPr>
+              <w:pStyle w:val="Compact"/>
+            </w:pPr>
+            <w:r>
+              <w:t>1</w:t>
             </w:r>
           </w:p>
         </w:tc>
@@ -136,7 +136,15 @@
               <w:pStyle w:val="Compact"/>
             </w:pPr>
             <w:r>
-              <w:t>SN74LS590N</w:t>
+              <w:t>Dino v0.01</w:t>
+            </w:r>
+          </w:p>
+          <w:p>
+            <w:pPr>
+              <w:pStyle w:val="Compact"/>
+            </w:pPr>
+            <w:r>
+              <w:t>74F382N</w:t>
             </w:r>
           </w:p>
         </w:tc>
@@ -149,7 +157,15 @@
               <w:pStyle w:val="Compact"/>
             </w:pPr>
             <w:r>
-              <w:t>8-bit binary counters for 16-bit address</w:t>
+              <w:t>8-bit Logic Sequencer</w:t>
+            </w:r>
+          </w:p>
+          <w:p>
+            <w:pPr>
+              <w:pStyle w:val="Compact"/>
+            </w:pPr>
+            <w:r>
+              <w:t>8-bit ALU (2x 4-bit sections)</w:t>
             </w:r>
           </w:p>
         </w:tc>
@@ -164,7 +180,7 @@
               <w:pStyle w:val="Compact"/>
             </w:pPr>
             <w:r>
-              <w:t>1</w:t>
+              <w:t>2</w:t>
             </w:r>
           </w:p>
         </w:tc>
@@ -177,7 +193,7 @@
               <w:pStyle w:val="Compact"/>
             </w:pPr>
             <w:r>
-              <w:t>MB81256-10</w:t>
+              <w:t>SN74LS273N</w:t>
             </w:r>
           </w:p>
         </w:tc>
@@ -190,7 +206,7 @@
               <w:pStyle w:val="Compact"/>
             </w:pPr>
             <w:r>
-              <w:t>32KB SRAM for program/data memory</w:t>
+              <w:t>8-bit D-type registers (Register A and B)</w:t>
             </w:r>
           </w:p>
         </w:tc>
@@ -218,7 +234,7 @@
               <w:pStyle w:val="Compact"/>
             </w:pPr>
             <w:r>
-              <w:t>555 Timer</w:t>
+              <w:t>DM74LS374N</w:t>
             </w:r>
           </w:p>
         </w:tc>
@@ -231,7 +247,7 @@
               <w:pStyle w:val="Compact"/>
             </w:pPr>
             <w:r>
-              <w:t>Clock generation</w:t>
+              <w:t>Output latch for ALU result</w:t>
             </w:r>
           </w:p>
         </w:tc>
@@ -246,7 +262,7 @@
               <w:pStyle w:val="Compact"/>
             </w:pPr>
             <w:r>
-              <w:t>1</w:t>
+              <w:t>8</w:t>
             </w:r>
           </w:p>
         </w:tc>
@@ -259,7 +275,7 @@
               <w:pStyle w:val="Compact"/>
             </w:pPr>
             <w:r>
-              <w:t>SPDT Switch</w:t>
+              <w:t>LEDs</w:t>
             </w:r>
           </w:p>
         </w:tc>
@@ -272,7 +288,7 @@
               <w:pStyle w:val="Compact"/>
             </w:pPr>
             <w:r>
-              <w:t>LOAD/RUN mode selector</w:t>
+              <w:t>Output display for ALU result</w:t>
             </w:r>
           </w:p>
         </w:tc>
@@ -287,7 +303,15 @@
               <w:pStyle w:val="Compact"/>
             </w:pPr>
             <w:r>
-              <w:t>2</w:t>
+              <w:t>8</w:t>
+            </w:r>
+          </w:p>
+          <w:p>
+            <w:pPr>
+              <w:pStyle w:val="Compact"/>
+            </w:pPr>
+            <w:r>
+              <w:t>1</w:t>
             </w:r>
           </w:p>
         </w:tc>
@@ -300,7 +324,15 @@
               <w:pStyle w:val="Compact"/>
             </w:pPr>
             <w:r>
-              <w:t>Pushbuttons</w:t>
+              <w:t>220–470Ω Resistors</w:t>
+            </w:r>
+          </w:p>
+          <w:p>
+            <w:pPr>
+              <w:pStyle w:val="Compact"/>
+            </w:pPr>
+            <w:r>
+              <w:t>74LS74</w:t>
             </w:r>
           </w:p>
         </w:tc>
@@ -313,614 +345,41 @@
               <w:pStyle w:val="Compact"/>
             </w:pPr>
             <w:r>
-              <w:t>Manual WRITE and CLOCK control</w:t>
-            </w:r>
-          </w:p>
-        </w:tc>
-      </w:tr>
-      <w:tr>
-        <w:tc>
-          <w:tcPr>
-            <w:tcW w:w="565" w:type="dxa"/>
-          </w:tcPr>
-          <w:p>
-            <w:pPr>
-              <w:pStyle w:val="Compact"/>
-            </w:pPr>
-            <w:r>
-              <w:t>1</w:t>
-            </w:r>
-          </w:p>
-        </w:tc>
-        <w:tc>
-          <w:tcPr>
-            <w:tcW w:w="2149" w:type="dxa"/>
-          </w:tcPr>
-          <w:p>
-            <w:pPr>
-              <w:pStyle w:val="Compact"/>
-            </w:pPr>
-            <w:r>
-              <w:t>8-bit DIP Switch</w:t>
-            </w:r>
-          </w:p>
-        </w:tc>
-        <w:tc>
-          <w:tcPr>
-            <w:tcW w:w="5204" w:type="dxa"/>
-          </w:tcPr>
-          <w:p>
-            <w:pPr>
-              <w:pStyle w:val="Compact"/>
-            </w:pPr>
-            <w:r>
-              <w:t>Byte input during LOAD mode</w:t>
-            </w:r>
-          </w:p>
-        </w:tc>
-      </w:tr>
-      <w:tr>
-        <w:tc>
-          <w:tcPr>
-            <w:tcW w:w="565" w:type="dxa"/>
-          </w:tcPr>
-          <w:p>
-            <w:pPr>
-              <w:pStyle w:val="Compact"/>
-            </w:pPr>
-            <w:r>
-              <w:t>8</w:t>
-            </w:r>
-          </w:p>
-        </w:tc>
-        <w:tc>
-          <w:tcPr>
-            <w:tcW w:w="2149" w:type="dxa"/>
-          </w:tcPr>
-          <w:p>
-            <w:pPr>
-              <w:pStyle w:val="Compact"/>
-            </w:pPr>
-            <w:r>
-              <w:t>LEDs</w:t>
-            </w:r>
-          </w:p>
-        </w:tc>
-        <w:tc>
-          <w:tcPr>
-            <w:tcW w:w="5204" w:type="dxa"/>
-          </w:tcPr>
-          <w:p>
-            <w:pPr>
-              <w:pStyle w:val="Compact"/>
-            </w:pPr>
-            <w:r>
-              <w:t>Output display for memory byte</w:t>
-            </w:r>
-          </w:p>
-        </w:tc>
-      </w:tr>
-      <w:tr>
-        <w:tc>
-          <w:tcPr>
-            <w:tcW w:w="565" w:type="dxa"/>
-          </w:tcPr>
-          <w:p>
-            <w:pPr>
-              <w:pStyle w:val="Compact"/>
-            </w:pPr>
-            <w:r>
-              <w:t>8</w:t>
-            </w:r>
-          </w:p>
-        </w:tc>
-        <w:tc>
-          <w:tcPr>
-            <w:tcW w:w="2149" w:type="dxa"/>
-          </w:tcPr>
-          <w:p>
-            <w:pPr>
-              <w:pStyle w:val="Compact"/>
-            </w:pPr>
-            <w:r>
-              <w:t>10kΩ Resistors</w:t>
-            </w:r>
-          </w:p>
-        </w:tc>
-        <w:tc>
-          <w:tcPr>
-            <w:tcW w:w="5204" w:type="dxa"/>
-          </w:tcPr>
-          <w:p>
-            <w:pPr>
-              <w:pStyle w:val="Compact"/>
-            </w:pPr>
-            <w:r>
-              <w:t>Pull-downs for DIP switch</w:t>
-            </w:r>
-          </w:p>
-        </w:tc>
-      </w:tr>
-      <w:tr>
-        <w:tc>
-          <w:tcPr>
-            <w:tcW w:w="565" w:type="dxa"/>
-          </w:tcPr>
-          <w:p>
-            <w:pPr>
-              <w:pStyle w:val="Compact"/>
-            </w:pPr>
-            <w:r>
-              <w:t>8</w:t>
-            </w:r>
-          </w:p>
-        </w:tc>
-        <w:tc>
-          <w:tcPr>
-            <w:tcW w:w="2149" w:type="dxa"/>
-          </w:tcPr>
-          <w:p>
-            <w:pPr>
-              <w:pStyle w:val="Compact"/>
-            </w:pPr>
-            <w:r>
-              <w:t>220–470Ω Resistors</w:t>
-            </w:r>
-          </w:p>
-        </w:tc>
-        <w:tc>
-          <w:tcPr>
-            <w:tcW w:w="5204" w:type="dxa"/>
-          </w:tcPr>
-          <w:p>
-            <w:pPr>
-              <w:pStyle w:val="Compact"/>
-            </w:pPr>
-            <w:r>
-              <w:t>LED current limiting</w:t>
-            </w:r>
-          </w:p>
-        </w:tc>
-      </w:tr>
-      <w:tr>
-        <w:tc>
-          <w:tcPr>
-            <w:tcW w:w="565" w:type="dxa"/>
-          </w:tcPr>
-          <w:p>
-            <w:pPr>
-              <w:pStyle w:val="Compact"/>
-            </w:pPr>
-            <w:r>
-              <w:t>1</w:t>
-            </w:r>
-          </w:p>
-        </w:tc>
-        <w:tc>
-          <w:tcPr>
-            <w:tcW w:w="2149" w:type="dxa"/>
-          </w:tcPr>
-          <w:p>
-            <w:pPr>
-              <w:pStyle w:val="Compact"/>
-            </w:pPr>
-            <w:r>
-              <w:t>Breadboard</w:t>
-            </w:r>
-          </w:p>
-        </w:tc>
-        <w:tc>
-          <w:tcPr>
-            <w:tcW w:w="5204" w:type="dxa"/>
-          </w:tcPr>
-          <w:p>
-            <w:pPr>
-              <w:pStyle w:val="Compact"/>
-            </w:pPr>
-            <w:r>
-              <w:t>Prototyping platform</w:t>
-            </w:r>
-          </w:p>
-        </w:tc>
-      </w:tr>
-      <w:tr>
-        <w:tc>
-          <w:tcPr>
-            <w:tcW w:w="565" w:type="dxa"/>
-          </w:tcPr>
-          <w:p>
-            <w:pPr>
-              <w:pStyle w:val="Compact"/>
-            </w:pPr>
-            <w:r>
-              <w:t>-</w:t>
-            </w:r>
-          </w:p>
-        </w:tc>
-        <w:tc>
-          <w:tcPr>
-            <w:tcW w:w="2149" w:type="dxa"/>
-          </w:tcPr>
-          <w:p>
-            <w:pPr>
-              <w:pStyle w:val="Compact"/>
-            </w:pPr>
-            <w:r>
-              <w:t>Jumper Wires</w:t>
-            </w:r>
-          </w:p>
-        </w:tc>
-        <w:tc>
-          <w:tcPr>
-            <w:tcW w:w="5204" w:type="dxa"/>
-          </w:tcPr>
-          <w:p>
-            <w:pPr>
-              <w:pStyle w:val="Compact"/>
-            </w:pPr>
-            <w:r>
-              <w:t>Wiring interconnects</w:t>
-            </w:r>
-          </w:p>
-        </w:tc>
-      </w:tr>
-      <w:tr>
-        <w:tc>
-          <w:tcPr>
-            <w:tcW w:w="565" w:type="dxa"/>
-          </w:tcPr>
-          <w:p>
-            <w:pPr>
-              <w:pStyle w:val="Compact"/>
-            </w:pPr>
-            <w:r>
-              <w:t>1</w:t>
-            </w:r>
-          </w:p>
-        </w:tc>
-        <w:tc>
-          <w:tcPr>
-            <w:tcW w:w="2149" w:type="dxa"/>
-          </w:tcPr>
-          <w:p>
-            <w:pPr>
-              <w:pStyle w:val="Compact"/>
-            </w:pPr>
-            <w:r>
-              <w:t>5V Power Supply</w:t>
-            </w:r>
-          </w:p>
-        </w:tc>
-        <w:tc>
-          <w:tcPr>
-            <w:tcW w:w="5204" w:type="dxa"/>
-          </w:tcPr>
-          <w:p>
-            <w:pPr>
-              <w:pStyle w:val="Compact"/>
-            </w:pPr>
-            <w:r>
-              <w:t>Logic and memory voltage source</w:t>
-            </w:r>
+              <w:t>LED current limiting for ALU result display</w:t>
+            </w:r>
+          </w:p>
+          <w:p>
+            <w:pPr>
+              <w:pStyle w:val="Compact"/>
+            </w:pPr>
+            <w:r>
+              <w:t>D flip-flops for flag capture (Zero/Carry)</w:t>
+            </w:r>
+          </w:p>
+          <w:p>
+            <w:pPr>
+              <w:pStyle w:val="Compact"/>
+            </w:pPr>
           </w:p>
         </w:tc>
       </w:tr>
     </w:tbl>
     <w:p>
       <w:pPr>
+        <w:pStyle w:val="Heading2"/>
+      </w:pPr>
+      <w:bookmarkStart w:id="3" w:name="build-steps"/>
+      <w:bookmarkEnd w:id="1"/>
+      <w:bookmarkEnd w:id="2"/>
+      <w:r>
+        <w:t>Build Steps</w:t>
+      </w:r>
+    </w:p>
+    <w:p>
+      <w:pPr>
         <w:pStyle w:val="Heading3"/>
       </w:pPr>
-      <w:bookmarkStart w:id="3" w:name="phase-2-additions-dino-v0.1"/>
-      <w:bookmarkEnd w:id="2"/>
-      <w:r>
-        <w:t>Phase 2 Additions (Dino v0.1)</w:t>
-      </w:r>
-    </w:p>
-    <w:tbl>
-      <w:tblPr>
-        <w:tblStyle w:val="Table"/>
-        <w:tblW w:w="5000" w:type="pct"/>
-        <w:tblLayout w:type="fixed"/>
-        <w:tblLook w:val="0020" w:firstRow="1" w:lastRow="0" w:firstColumn="0" w:lastColumn="0" w:noHBand="0" w:noVBand="0"/>
-      </w:tblPr>
-      <w:tblGrid>
-        <w:gridCol w:w="683"/>
-        <w:gridCol w:w="2599"/>
-        <w:gridCol w:w="6294"/>
-      </w:tblGrid>
-      <w:tr>
-        <w:trPr>
-          <w:cnfStyle w:val="100000000000" w:firstRow="1" w:lastRow="0" w:firstColumn="0" w:lastColumn="0" w:oddVBand="0" w:evenVBand="0" w:oddHBand="0" w:evenHBand="0" w:firstRowFirstColumn="0" w:firstRowLastColumn="0" w:lastRowFirstColumn="0" w:lastRowLastColumn="0"/>
-          <w:tblHeader/>
-        </w:trPr>
-        <w:tc>
-          <w:tcPr>
-            <w:tcW w:w="565" w:type="dxa"/>
-          </w:tcPr>
-          <w:p>
-            <w:pPr>
-              <w:pStyle w:val="Compact"/>
-            </w:pPr>
-            <w:r>
-              <w:t>Qty</w:t>
-            </w:r>
-          </w:p>
-        </w:tc>
-        <w:tc>
-          <w:tcPr>
-            <w:tcW w:w="2149" w:type="dxa"/>
-          </w:tcPr>
-          <w:p>
-            <w:pPr>
-              <w:pStyle w:val="Compact"/>
-            </w:pPr>
-            <w:r>
-              <w:t>Part</w:t>
-            </w:r>
-          </w:p>
-        </w:tc>
-        <w:tc>
-          <w:tcPr>
-            <w:tcW w:w="5204" w:type="dxa"/>
-          </w:tcPr>
-          <w:p>
-            <w:pPr>
-              <w:pStyle w:val="Compact"/>
-            </w:pPr>
-            <w:r>
-              <w:t>Description</w:t>
-            </w:r>
-          </w:p>
-        </w:tc>
-      </w:tr>
-      <w:tr>
-        <w:tc>
-          <w:tcPr>
-            <w:tcW w:w="565" w:type="dxa"/>
-          </w:tcPr>
-          <w:p>
-            <w:pPr>
-              <w:pStyle w:val="Compact"/>
-            </w:pPr>
-            <w:r>
-              <w:t>1</w:t>
-            </w:r>
-          </w:p>
-        </w:tc>
-        <w:tc>
-          <w:tcPr>
-            <w:tcW w:w="2149" w:type="dxa"/>
-          </w:tcPr>
-          <w:p>
-            <w:pPr>
-              <w:pStyle w:val="Compact"/>
-            </w:pPr>
-            <w:r>
-              <w:t>74F382N</w:t>
-            </w:r>
-          </w:p>
-        </w:tc>
-        <w:tc>
-          <w:tcPr>
-            <w:tcW w:w="5204" w:type="dxa"/>
-          </w:tcPr>
-          <w:p>
-            <w:pPr>
-              <w:pStyle w:val="Compact"/>
-            </w:pPr>
-            <w:r>
-              <w:t>8-bit ALU (2x 4-bit sections)</w:t>
-            </w:r>
-          </w:p>
-        </w:tc>
-      </w:tr>
-      <w:tr>
-        <w:tc>
-          <w:tcPr>
-            <w:tcW w:w="565" w:type="dxa"/>
-          </w:tcPr>
-          <w:p>
-            <w:pPr>
-              <w:pStyle w:val="Compact"/>
-            </w:pPr>
-            <w:r>
-              <w:t>2</w:t>
-            </w:r>
-          </w:p>
-        </w:tc>
-        <w:tc>
-          <w:tcPr>
-            <w:tcW w:w="2149" w:type="dxa"/>
-          </w:tcPr>
-          <w:p>
-            <w:pPr>
-              <w:pStyle w:val="Compact"/>
-            </w:pPr>
-            <w:r>
-              <w:t>SN74LS273N</w:t>
-            </w:r>
-          </w:p>
-        </w:tc>
-        <w:tc>
-          <w:tcPr>
-            <w:tcW w:w="5204" w:type="dxa"/>
-          </w:tcPr>
-          <w:p>
-            <w:pPr>
-              <w:pStyle w:val="Compact"/>
-            </w:pPr>
-            <w:r>
-              <w:t>8-bit D-type registers (Register A and B)</w:t>
-            </w:r>
-          </w:p>
-        </w:tc>
-      </w:tr>
-      <w:tr>
-        <w:tc>
-          <w:tcPr>
-            <w:tcW w:w="565" w:type="dxa"/>
-          </w:tcPr>
-          <w:p>
-            <w:pPr>
-              <w:pStyle w:val="Compact"/>
-            </w:pPr>
-            <w:r>
-              <w:t>1</w:t>
-            </w:r>
-          </w:p>
-        </w:tc>
-        <w:tc>
-          <w:tcPr>
-            <w:tcW w:w="2149" w:type="dxa"/>
-          </w:tcPr>
-          <w:p>
-            <w:pPr>
-              <w:pStyle w:val="Compact"/>
-            </w:pPr>
-            <w:r>
-              <w:t>DM74LS374N</w:t>
-            </w:r>
-          </w:p>
-        </w:tc>
-        <w:tc>
-          <w:tcPr>
-            <w:tcW w:w="5204" w:type="dxa"/>
-          </w:tcPr>
-          <w:p>
-            <w:pPr>
-              <w:pStyle w:val="Compact"/>
-            </w:pPr>
-            <w:r>
-              <w:t>Output latch for ALU result</w:t>
-            </w:r>
-          </w:p>
-        </w:tc>
-      </w:tr>
-      <w:tr>
-        <w:tc>
-          <w:tcPr>
-            <w:tcW w:w="565" w:type="dxa"/>
-          </w:tcPr>
-          <w:p>
-            <w:pPr>
-              <w:pStyle w:val="Compact"/>
-            </w:pPr>
-            <w:r>
-              <w:t>8</w:t>
-            </w:r>
-          </w:p>
-        </w:tc>
-        <w:tc>
-          <w:tcPr>
-            <w:tcW w:w="2149" w:type="dxa"/>
-          </w:tcPr>
-          <w:p>
-            <w:pPr>
-              <w:pStyle w:val="Compact"/>
-            </w:pPr>
-            <w:r>
-              <w:t>LEDs</w:t>
-            </w:r>
-          </w:p>
-        </w:tc>
-        <w:tc>
-          <w:tcPr>
-            <w:tcW w:w="5204" w:type="dxa"/>
-          </w:tcPr>
-          <w:p>
-            <w:pPr>
-              <w:pStyle w:val="Compact"/>
-            </w:pPr>
-            <w:r>
-              <w:t>Output display for ALU result</w:t>
-            </w:r>
-          </w:p>
-        </w:tc>
-      </w:tr>
-      <w:tr>
-        <w:tc>
-          <w:tcPr>
-            <w:tcW w:w="565" w:type="dxa"/>
-          </w:tcPr>
-          <w:p>
-            <w:pPr>
-              <w:pStyle w:val="Compact"/>
-            </w:pPr>
-            <w:r>
-              <w:t>8</w:t>
-            </w:r>
-          </w:p>
-        </w:tc>
-        <w:tc>
-          <w:tcPr>
-            <w:tcW w:w="2149" w:type="dxa"/>
-          </w:tcPr>
-          <w:p>
-            <w:pPr>
-              <w:pStyle w:val="Compact"/>
-            </w:pPr>
-            <w:r>
-              <w:t>220–470Ω Resistors</w:t>
-            </w:r>
-          </w:p>
-        </w:tc>
-        <w:tc>
-          <w:tcPr>
-            <w:tcW w:w="5204" w:type="dxa"/>
-          </w:tcPr>
-          <w:p>
-            <w:pPr>
-              <w:pStyle w:val="Compact"/>
-            </w:pPr>
-            <w:r>
-              <w:t>LED current limiting for ALU result display</w:t>
-            </w:r>
-          </w:p>
-        </w:tc>
-      </w:tr>
-    </w:tbl>
-    <w:p>
-      <w:pPr>
-        <w:pStyle w:val="BodyText"/>
-      </w:pPr>
-      <w:r>
-        <w:rPr>
-          <w:i/>
-          <w:iCs/>
-        </w:rPr>
-        <w:t>Optional for flag storage:</w:t>
-      </w:r>
-      <w:r>
-        <w:t xml:space="preserve"> | Qty | Part | Description | |—–|——————-|———————————————-| | 1 | 74LS74 | D flip-flops for flag capture (Zero/Carry) |</w:t>
-      </w:r>
-    </w:p>
-    <w:p>
-      <w:r>
-        <w:rPr>
-          <w:noProof/>
-        </w:rPr>
-        <w:lastRenderedPageBreak/>
-        <w:pict w14:anchorId="7806D982">
-          <v:rect id="_x0000_i1026" alt="" style="width:468pt;height:.05pt;mso-width-percent:0;mso-height-percent:0;mso-width-percent:0;mso-height-percent:0" o:hralign="center" o:hrstd="t" o:hr="t"/>
-        </w:pict>
-      </w:r>
-    </w:p>
-    <w:p>
-      <w:pPr>
-        <w:pStyle w:val="Heading2"/>
-      </w:pPr>
-      <w:bookmarkStart w:id="4" w:name="build-steps"/>
-      <w:bookmarkEnd w:id="1"/>
-      <w:bookmarkEnd w:id="3"/>
-      <w:r>
-        <w:t>Build Steps</w:t>
-      </w:r>
-    </w:p>
-    <w:p>
-      <w:pPr>
-        <w:pStyle w:val="Heading3"/>
-      </w:pPr>
-      <w:bookmarkStart w:id="5" w:name="Xd271e6a007b849ff374303ae83cf89b37f99b04"/>
+      <w:bookmarkStart w:id="4" w:name="Xd271e6a007b849ff374303ae83cf89b37f99b04"/>
       <w:r>
         <w:t>Step 1: Instruction Sequencer Setup (Dino v0.01)</w:t>
       </w:r>
@@ -1013,8 +472,8 @@
       <w:pPr>
         <w:pStyle w:val="Heading3"/>
       </w:pPr>
-      <w:bookmarkStart w:id="6" w:name="step-2-memory-loading"/>
-      <w:bookmarkEnd w:id="5"/>
+      <w:bookmarkStart w:id="5" w:name="step-2-memory-loading"/>
+      <w:bookmarkEnd w:id="4"/>
       <w:r>
         <w:t>Step 2: Memory Loading</w:t>
       </w:r>
@@ -1083,9 +542,10 @@
       <w:pPr>
         <w:pStyle w:val="Heading3"/>
       </w:pPr>
-      <w:bookmarkStart w:id="7" w:name="step-3-output-verification-dino-v0.01"/>
-      <w:bookmarkEnd w:id="6"/>
-      <w:r>
+      <w:bookmarkStart w:id="6" w:name="step-3-output-verification-dino-v0.01"/>
+      <w:bookmarkEnd w:id="5"/>
+      <w:r>
+        <w:lastRenderedPageBreak/>
         <w:t>Step 3: Output Verification (Dino v0.01)</w:t>
       </w:r>
     </w:p>
@@ -1141,8 +601,8 @@
       <w:pPr>
         <w:pStyle w:val="Heading3"/>
       </w:pPr>
-      <w:bookmarkStart w:id="8" w:name="step-4-register-wiring-dino-v0.1"/>
-      <w:bookmarkEnd w:id="7"/>
+      <w:bookmarkStart w:id="7" w:name="step-4-register-wiring-dino-v0.1"/>
+      <w:bookmarkEnd w:id="6"/>
       <w:r>
         <w:t>Step 4: Register Wiring (Dino v0.1)</w:t>
       </w:r>
@@ -1199,8 +659,8 @@
       <w:pPr>
         <w:pStyle w:val="Heading3"/>
       </w:pPr>
-      <w:bookmarkStart w:id="9" w:name="step-5-alu-integration"/>
-      <w:bookmarkEnd w:id="8"/>
+      <w:bookmarkStart w:id="8" w:name="step-5-alu-integration"/>
+      <w:bookmarkEnd w:id="7"/>
       <w:r>
         <w:t>Step 5: ALU Integration</w:t>
       </w:r>
@@ -1257,8 +717,8 @@
       <w:pPr>
         <w:pStyle w:val="Heading3"/>
       </w:pPr>
-      <w:bookmarkStart w:id="10" w:name="step-6-manual-instruction-simulation"/>
-      <w:bookmarkEnd w:id="9"/>
+      <w:bookmarkStart w:id="9" w:name="step-6-manual-instruction-simulation"/>
+      <w:bookmarkEnd w:id="8"/>
       <w:r>
         <w:t>Step 6: Manual Instruction Simulation</w:t>
       </w:r>
@@ -1327,10 +787,9 @@
       <w:pPr>
         <w:pStyle w:val="Heading3"/>
       </w:pPr>
-      <w:bookmarkStart w:id="11" w:name="step-7-define-instruction-set-preview"/>
-      <w:bookmarkEnd w:id="10"/>
-      <w:r>
-        <w:lastRenderedPageBreak/>
+      <w:bookmarkStart w:id="10" w:name="step-7-define-instruction-set-preview"/>
+      <w:bookmarkEnd w:id="9"/>
+      <w:r>
         <w:t>Step 7: Define Instruction Set (Preview)</w:t>
       </w:r>
     </w:p>
@@ -1610,9 +1069,9 @@
       <w:pPr>
         <w:pStyle w:val="Heading2"/>
       </w:pPr>
-      <w:bookmarkStart w:id="12" w:name="completion-criteria"/>
-      <w:bookmarkEnd w:id="4"/>
-      <w:bookmarkEnd w:id="11"/>
+      <w:bookmarkStart w:id="11" w:name="completion-criteria"/>
+      <w:bookmarkEnd w:id="3"/>
+      <w:bookmarkEnd w:id="10"/>
       <w:r>
         <w:t>Completion Criteria</w:t>
       </w:r>
@@ -1664,7 +1123,7 @@
       <w:r>
         <w:t>Ready to expand to instruction decoder and flag-controlled branching</w:t>
       </w:r>
-      <w:bookmarkEnd w:id="12"/>
+      <w:bookmarkEnd w:id="11"/>
     </w:p>
     <w:sectPr>
       <w:footnotePr>
